--- a/doc/requerimientos_iglesia_juvenil.docx
+++ b/doc/requerimientos_iglesia_juvenil.docx
@@ -124,29 +124,7 @@
           <w:szCs w:val="24"/>
           <w:lang w:val="es-DO"/>
         </w:rPr>
-        <w:t xml:space="preserve">Incluye: gestión de miembros, grupos, eventos, asistencia, seguimiento, roles y </w:t>
-      </w:r>
-      <w:proofErr w:type="spellStart"/>
-      <w:r>
-        <w:rPr>
-          <w:rFonts w:ascii="Times New Roman" w:hAnsi="Times New Roman" w:cs="Times New Roman"/>
-          <w:color w:val="000000" w:themeColor="text1"/>
-          <w:sz w:val="24"/>
-          <w:szCs w:val="24"/>
-          <w:lang w:val="es-DO"/>
-        </w:rPr>
-        <w:t>dashboard</w:t>
-      </w:r>
-      <w:proofErr w:type="spellEnd"/>
-      <w:r>
-        <w:rPr>
-          <w:rFonts w:ascii="Times New Roman" w:hAnsi="Times New Roman" w:cs="Times New Roman"/>
-          <w:color w:val="000000" w:themeColor="text1"/>
-          <w:sz w:val="24"/>
-          <w:szCs w:val="24"/>
-          <w:lang w:val="es-DO"/>
-        </w:rPr>
-        <w:t xml:space="preserve"> básico.</w:t>
+        <w:t>Incluye: gestión de miembros, grupos, eventos, asistencia, seguimiento, roles y dashboard básico.</w:t>
       </w:r>
       <w:r>
         <w:rPr>
@@ -355,16 +333,6 @@
           <w:lang w:val="es-DO"/>
         </w:rPr>
         <w:br/>
-      </w:r>
-      <w:r>
-        <w:rPr>
-          <w:rFonts w:ascii="Times New Roman" w:hAnsi="Times New Roman" w:cs="Times New Roman"/>
-          <w:color w:val="000000" w:themeColor="text1"/>
-          <w:sz w:val="24"/>
-          <w:szCs w:val="24"/>
-          <w:lang w:val="es-DO"/>
-        </w:rPr>
-        <w:br/>
         <w:t>RF-10 Gestión de eventos</w:t>
       </w:r>
       <w:r>
@@ -420,16 +388,6 @@
           <w:lang w:val="es-DO"/>
         </w:rPr>
         <w:br/>
-      </w:r>
-      <w:r>
-        <w:rPr>
-          <w:rFonts w:ascii="Times New Roman" w:hAnsi="Times New Roman" w:cs="Times New Roman"/>
-          <w:color w:val="000000" w:themeColor="text1"/>
-          <w:sz w:val="24"/>
-          <w:szCs w:val="24"/>
-          <w:lang w:val="es-DO"/>
-        </w:rPr>
-        <w:br/>
         <w:t>RF-15 Registro de asistencia</w:t>
       </w:r>
       <w:r>
@@ -463,27 +421,7 @@
           <w:lang w:val="es-DO"/>
         </w:rPr>
         <w:br/>
-      </w:r>
-      <w:r>
-        <w:rPr>
-          <w:rFonts w:ascii="Times New Roman" w:hAnsi="Times New Roman" w:cs="Times New Roman"/>
-          <w:color w:val="000000" w:themeColor="text1"/>
-          <w:sz w:val="24"/>
-          <w:szCs w:val="24"/>
-          <w:lang w:val="es-DO"/>
-        </w:rPr>
-        <w:lastRenderedPageBreak/>
         <w:t>RF-18 Historial por miembro</w:t>
-      </w:r>
-      <w:r>
-        <w:rPr>
-          <w:rFonts w:ascii="Times New Roman" w:hAnsi="Times New Roman" w:cs="Times New Roman"/>
-          <w:color w:val="000000" w:themeColor="text1"/>
-          <w:sz w:val="24"/>
-          <w:szCs w:val="24"/>
-          <w:lang w:val="es-DO"/>
-        </w:rPr>
-        <w:br/>
       </w:r>
       <w:r>
         <w:rPr>
@@ -505,9 +443,7 @@
           <w:lang w:val="es-DO"/>
         </w:rPr>
         <w:br/>
-        <w:t xml:space="preserve">RF-20 </w:t>
       </w:r>
-      <w:proofErr w:type="gramStart"/>
       <w:r>
         <w:rPr>
           <w:rFonts w:ascii="Times New Roman" w:hAnsi="Times New Roman" w:cs="Times New Roman"/>
@@ -516,9 +452,9 @@
           <w:szCs w:val="24"/>
           <w:lang w:val="es-DO"/>
         </w:rPr>
-        <w:t>Responsable</w:t>
+        <w:lastRenderedPageBreak/>
+        <w:t>RF-20 Responsable</w:t>
       </w:r>
-      <w:proofErr w:type="gramEnd"/>
       <w:r>
         <w:rPr>
           <w:rFonts w:ascii="Times New Roman" w:hAnsi="Times New Roman" w:cs="Times New Roman"/>
@@ -540,16 +476,6 @@
         </w:rPr>
         <w:br/>
         <w:t>RF-22 Identificación de inactivos</w:t>
-      </w:r>
-      <w:r>
-        <w:rPr>
-          <w:rFonts w:ascii="Times New Roman" w:hAnsi="Times New Roman" w:cs="Times New Roman"/>
-          <w:color w:val="000000" w:themeColor="text1"/>
-          <w:sz w:val="24"/>
-          <w:szCs w:val="24"/>
-          <w:lang w:val="es-DO"/>
-        </w:rPr>
-        <w:br/>
       </w:r>
       <w:r>
         <w:rPr>
@@ -593,39 +519,7 @@
           <w:lang w:val="es-DO"/>
         </w:rPr>
         <w:br/>
-      </w:r>
-      <w:r>
-        <w:rPr>
-          <w:rFonts w:ascii="Times New Roman" w:hAnsi="Times New Roman" w:cs="Times New Roman"/>
-          <w:color w:val="000000" w:themeColor="text1"/>
-          <w:sz w:val="24"/>
-          <w:szCs w:val="24"/>
-          <w:lang w:val="es-DO"/>
-        </w:rPr>
-        <w:br/>
-        <w:t xml:space="preserve">RF-26 </w:t>
-      </w:r>
-      <w:proofErr w:type="spellStart"/>
-      <w:r>
-        <w:rPr>
-          <w:rFonts w:ascii="Times New Roman" w:hAnsi="Times New Roman" w:cs="Times New Roman"/>
-          <w:color w:val="000000" w:themeColor="text1"/>
-          <w:sz w:val="24"/>
-          <w:szCs w:val="24"/>
-          <w:lang w:val="es-DO"/>
-        </w:rPr>
-        <w:t>Dashboard</w:t>
-      </w:r>
-      <w:proofErr w:type="spellEnd"/>
-      <w:r>
-        <w:rPr>
-          <w:rFonts w:ascii="Times New Roman" w:hAnsi="Times New Roman" w:cs="Times New Roman"/>
-          <w:color w:val="000000" w:themeColor="text1"/>
-          <w:sz w:val="24"/>
-          <w:szCs w:val="24"/>
-          <w:lang w:val="es-DO"/>
-        </w:rPr>
-        <w:t xml:space="preserve"> miembros</w:t>
+        <w:t>RF-26 Dashboard miembros</w:t>
       </w:r>
       <w:r>
         <w:rPr>
@@ -741,29 +635,7 @@
           <w:lang w:val="es-DO"/>
         </w:rPr>
         <w:br/>
-        <w:t xml:space="preserve">RNF-04 </w:t>
-      </w:r>
-      <w:proofErr w:type="spellStart"/>
-      <w:r>
-        <w:rPr>
-          <w:rFonts w:ascii="Times New Roman" w:hAnsi="Times New Roman" w:cs="Times New Roman"/>
-          <w:color w:val="000000" w:themeColor="text1"/>
-          <w:sz w:val="24"/>
-          <w:szCs w:val="24"/>
-          <w:lang w:val="es-DO"/>
-        </w:rPr>
-        <w:t>Máx</w:t>
-      </w:r>
-      <w:proofErr w:type="spellEnd"/>
-      <w:r>
-        <w:rPr>
-          <w:rFonts w:ascii="Times New Roman" w:hAnsi="Times New Roman" w:cs="Times New Roman"/>
-          <w:color w:val="000000" w:themeColor="text1"/>
-          <w:sz w:val="24"/>
-          <w:szCs w:val="24"/>
-          <w:lang w:val="es-DO"/>
-        </w:rPr>
-        <w:t xml:space="preserve"> 3 pasos asistencia</w:t>
+        <w:t>RNF-04 Máx 3 pasos asistencia</w:t>
       </w:r>
       <w:r>
         <w:rPr>
@@ -881,29 +753,7 @@
           <w:lang w:val="es-DO"/>
         </w:rPr>
         <w:br/>
-        <w:t xml:space="preserve">RNF-12 </w:t>
-      </w:r>
-      <w:proofErr w:type="spellStart"/>
-      <w:r>
-        <w:rPr>
-          <w:rFonts w:ascii="Times New Roman" w:hAnsi="Times New Roman" w:cs="Times New Roman"/>
-          <w:color w:val="000000" w:themeColor="text1"/>
-          <w:sz w:val="24"/>
-          <w:szCs w:val="24"/>
-          <w:lang w:val="es-DO"/>
-        </w:rPr>
-        <w:t>Multi-iglesia</w:t>
-      </w:r>
-      <w:proofErr w:type="spellEnd"/>
-      <w:r>
-        <w:rPr>
-          <w:rFonts w:ascii="Times New Roman" w:hAnsi="Times New Roman" w:cs="Times New Roman"/>
-          <w:color w:val="000000" w:themeColor="text1"/>
-          <w:sz w:val="24"/>
-          <w:szCs w:val="24"/>
-          <w:lang w:val="es-DO"/>
-        </w:rPr>
-        <w:t xml:space="preserve"> (futuro)</w:t>
+        <w:t>RNF-12 Multi-iglesia (futuro)</w:t>
       </w:r>
       <w:r>
         <w:rPr>
@@ -1000,7 +850,6 @@
           <w:szCs w:val="24"/>
           <w:lang w:val="es-DO"/>
         </w:rPr>
-        <w:lastRenderedPageBreak/>
         <w:t>6. Reglas de Negocio</w:t>
       </w:r>
     </w:p>
@@ -1044,6 +893,16 @@
           <w:lang w:val="es-DO"/>
         </w:rPr>
         <w:br/>
+      </w:r>
+      <w:r>
+        <w:rPr>
+          <w:rFonts w:ascii="Times New Roman" w:hAnsi="Times New Roman" w:cs="Times New Roman"/>
+          <w:color w:val="000000" w:themeColor="text1"/>
+          <w:sz w:val="24"/>
+          <w:szCs w:val="24"/>
+          <w:lang w:val="es-DO"/>
+        </w:rPr>
+        <w:lastRenderedPageBreak/>
         <w:t>RN-03 Asistencia válida solo en eventos existentes</w:t>
       </w:r>
       <w:r>
